--- a/public/Eduardo_Escamilla_CV.docx
+++ b/public/Eduardo_Escamilla_CV.docx
@@ -855,22 +855,18 @@
         <w:rPr>
           <w:b/>
         </w:rPr>
-        <w:t>Universidad Virtual del Estado de Guanajuato (UVEG)</w:t>
+        <w:t>Universidad Virtual del Estado de Guanajuato (UVEG) — Computer Science | 2022 – Present</w:t>
       </w:r>
-      <w:r>
-        <w:t xml:space="preserve"> — Computer Science, Undergraduate Studies (In Progress) | 2022 – Present</w:t>
-      </w:r>
+      <w:r/>
     </w:p>
     <w:p>
       <w:r>
         <w:rPr>
           <w:b/>
         </w:rPr>
-        <w:t>University of Texas–Pan American (UTPA)</w:t>
+        <w:t>University of Texas–Pan American (UTPA) — Mathematics | Additional coursework in Economics and Physics | 2007 – 2010</w:t>
       </w:r>
-      <w:r>
-        <w:t xml:space="preserve"> — Mathematics and Economics, Undergraduate Studies | 2007 – 2010 | Completed 6 semesters</w:t>
-      </w:r>
+      <w:r/>
     </w:p>
     <w:p>
       <w:pPr>

--- a/public/Eduardo_Escamilla_CV.docx
+++ b/public/Eduardo_Escamilla_CV.docx
@@ -59,6 +59,28 @@
             <w:sz w:val="18"/>
           </w:rPr>
           <w:t>GitHub</w:t>
+        </w:r>
+      </w:hyperlink>
+    </w:p>
+    <w:p>
+      <w:pPr>
+        <w:spacing w:after="80"/>
+        <w:jc w:val="center"/>
+      </w:pPr>
+      <w:r>
+        <w:rPr>
+          <w:sz w:val="18"/>
+        </w:rPr>
+        <w:t xml:space="preserve">Portfolio: </w:t>
+      </w:r>
+      <w:hyperlink r:id="rId19">
+        <w:r>
+          <w:rPr>
+            <w:color w:val="0563C1"/>
+            <w:u w:val="single"/>
+            <w:sz w:val="18"/>
+          </w:rPr>
+          <w:t>eduardoeescamilla.com</w:t>
         </w:r>
       </w:hyperlink>
     </w:p>
